--- a/dapan/coban/cau1.docx
+++ b/dapan/coban/cau1.docx
@@ -4,13 +4,8 @@
   <w:body>
     <w:p>
       <w:pPr>
-        <w:rPr>
-          <w:rFonts w:ascii="Times New Roman" w:hAnsi="Times New Roman" w:cs="Times New Roman"/>
-          <w:sz w:val="28"/>
-          <w:szCs w:val="28"/>
-        </w:rPr>
+        <w:jc w:val="both"/>
       </w:pPr>
-      <w:bookmarkStart w:id="0" w:name="_GoBack"/>
       <w:r>
         <w:rPr>
           <w:noProof/>
@@ -18,18 +13,18 @@
         <mc:AlternateContent>
           <mc:Choice Requires="wps">
             <w:drawing>
-              <wp:anchor distT="0" distB="0" distL="114300" distR="114300" simplePos="0" relativeHeight="251662336" behindDoc="0" locked="0" layoutInCell="1" allowOverlap="1" wp14:anchorId="33175858" wp14:editId="00EB9904">
+              <wp:anchor distT="0" distB="0" distL="114300" distR="114300" simplePos="0" relativeHeight="251662336" behindDoc="0" locked="0" layoutInCell="1" allowOverlap="1">
                 <wp:simplePos x="0" y="0"/>
                 <wp:positionH relativeFrom="column">
-                  <wp:posOffset>-347241</wp:posOffset>
+                  <wp:posOffset>-151065</wp:posOffset>
                 </wp:positionH>
                 <wp:positionV relativeFrom="paragraph">
-                  <wp:posOffset>-202558</wp:posOffset>
+                  <wp:posOffset>42725</wp:posOffset>
                 </wp:positionV>
-                <wp:extent cx="7000875" cy="6603357"/>
-                <wp:effectExtent l="19050" t="19050" r="28575" b="26670"/>
+                <wp:extent cx="6258994" cy="6870225"/>
+                <wp:effectExtent l="19050" t="19050" r="46990" b="45085"/>
                 <wp:wrapNone/>
-                <wp:docPr id="5" name="Rectangle: Single Corner Rounded 5"/>
+                <wp:docPr id="4" name="Round Same Side Corner Rectangle 4"/>
                 <wp:cNvGraphicFramePr/>
                 <a:graphic xmlns:a="http://schemas.openxmlformats.org/drawingml/2006/main">
                   <a:graphicData uri="http://schemas.microsoft.com/office/word/2010/wordprocessingShape">
@@ -38,25 +33,22 @@
                       <wps:spPr>
                         <a:xfrm>
                           <a:off x="0" y="0"/>
-                          <a:ext cx="7000875" cy="6603357"/>
+                          <a:ext cx="6258994" cy="6870225"/>
                         </a:xfrm>
-                        <a:prstGeom prst="round1Rect">
+                        <a:prstGeom prst="round2SameRect">
                           <a:avLst/>
                         </a:prstGeom>
                         <a:noFill/>
-                        <a:ln w="28575">
+                        <a:ln w="47625" cmpd="thickThin">
                           <a:solidFill>
-                            <a:schemeClr val="accent1">
-                              <a:lumMod val="75000"/>
-                            </a:schemeClr>
+                            <a:srgbClr val="FF0000"/>
                           </a:solidFill>
-                          <a:prstDash val="lgDashDot"/>
                         </a:ln>
                       </wps:spPr>
                       <wps:style>
                         <a:lnRef idx="2">
                           <a:schemeClr val="accent1">
-                            <a:shade val="15000"/>
+                            <a:shade val="50000"/>
                           </a:schemeClr>
                         </a:lnRef>
                         <a:fillRef idx="1">
@@ -78,9 +70,6 @@
                     </wps:wsp>
                   </a:graphicData>
                 </a:graphic>
-                <wp14:sizeRelH relativeFrom="margin">
-                  <wp14:pctWidth>0</wp14:pctWidth>
-                </wp14:sizeRelH>
                 <wp14:sizeRelV relativeFrom="margin">
                   <wp14:pctHeight>0</wp14:pctHeight>
                 </wp14:sizeRelV>
@@ -89,15 +78,14 @@
           </mc:Choice>
           <mc:Fallback>
             <w:pict>
-              <v:shape w14:anchorId="0664A00C" id="Rectangle: Single Corner Rounded 5" o:spid="_x0000_s1026" style="position:absolute;margin-left:-27.35pt;margin-top:-15.95pt;width:551.25pt;height:519.95pt;z-index:251662336;visibility:visible;mso-wrap-style:square;mso-width-percent:0;mso-height-percent:0;mso-wrap-distance-left:9pt;mso-wrap-distance-top:0;mso-wrap-distance-right:9pt;mso-wrap-distance-bottom:0;mso-position-horizontal:absolute;mso-position-horizontal-relative:text;mso-position-vertical:absolute;mso-position-vertical-relative:text;mso-width-percent:0;mso-height-percent:0;mso-width-relative:margin;mso-height-relative:margin;v-text-anchor:middle" coordsize="7000875,6603357" o:gfxdata="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" path="m,l5900293,v607835,,1100582,492747,1100582,1100582l7000875,6603357,,6603357,,xe" filled="f" strokecolor="#2e74b5 [2404]" strokeweight="2.25pt">
-                <v:stroke dashstyle="longDashDot" joinstyle="miter"/>
-                <v:path arrowok="t" o:connecttype="custom" o:connectlocs="0,0;5900293,0;7000875,1100582;7000875,6603357;0,6603357;0,0" o:connectangles="0,0,0,0,0,0"/>
+              <v:shape w14:anchorId="0B36473C" id="Round Same Side Corner Rectangle 4" o:spid="_x0000_s1026" style="position:absolute;margin-left:-11.9pt;margin-top:3.35pt;width:492.85pt;height:540.95pt;z-index:251662336;visibility:visible;mso-wrap-style:square;mso-height-percent:0;mso-wrap-distance-left:9pt;mso-wrap-distance-top:0;mso-wrap-distance-right:9pt;mso-wrap-distance-bottom:0;mso-position-horizontal:absolute;mso-position-horizontal-relative:text;mso-position-vertical:absolute;mso-position-vertical-relative:text;mso-height-percent:0;mso-height-relative:margin;v-text-anchor:middle" coordsize="6258994,6870225" o:gfxdata="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" path="m1043187,l5215807,v576136,,1043187,467051,1043187,1043187l6258994,6870225r,l,6870225r,l,1043187c,467051,467051,,1043187,xe" filled="f" strokecolor="red" strokeweight="3.75pt">
+                <v:stroke linestyle="thickThin" joinstyle="miter"/>
+                <v:path arrowok="t" o:connecttype="custom" o:connectlocs="1043187,0;5215807,0;6258994,1043187;6258994,6870225;6258994,6870225;0,6870225;0,6870225;0,1043187;1043187,0" o:connectangles="0,0,0,0,0,0,0,0,0"/>
               </v:shape>
             </w:pict>
           </mc:Fallback>
         </mc:AlternateContent>
       </w:r>
-      <w:bookmarkEnd w:id="0"/>
       <w:r>
         <w:rPr>
           <w:noProof/>
@@ -105,16 +93,16 @@
         <mc:AlternateContent>
           <mc:Choice Requires="wps">
             <w:drawing>
-              <wp:anchor distT="0" distB="0" distL="114300" distR="114300" simplePos="0" relativeHeight="251659264" behindDoc="0" locked="0" layoutInCell="1" allowOverlap="1" wp14:anchorId="409C75A9" wp14:editId="6EDA497E">
+              <wp:anchor distT="0" distB="0" distL="114300" distR="114300" simplePos="0" relativeHeight="251659264" behindDoc="0" locked="0" layoutInCell="1" allowOverlap="1" wp14:anchorId="0D4ABA7D" wp14:editId="06E10CA7">
                 <wp:simplePos x="0" y="0"/>
-                <wp:positionH relativeFrom="margin">
-                  <wp:align>left</wp:align>
+                <wp:positionH relativeFrom="column">
+                  <wp:posOffset>-63500</wp:posOffset>
                 </wp:positionH>
                 <wp:positionV relativeFrom="paragraph">
-                  <wp:posOffset>0</wp:posOffset>
+                  <wp:posOffset>189230</wp:posOffset>
                 </wp:positionV>
-                <wp:extent cx="6081395" cy="1828800"/>
-                <wp:effectExtent l="0" t="0" r="0" b="5080"/>
+                <wp:extent cx="6004560" cy="733425"/>
+                <wp:effectExtent l="0" t="0" r="0" b="9525"/>
                 <wp:wrapSquare wrapText="bothSides"/>
                 <wp:docPr id="1" name="Text Box 1"/>
                 <wp:cNvGraphicFramePr/>
@@ -125,7 +113,7 @@
                       <wps:spPr>
                         <a:xfrm>
                           <a:off x="0" y="0"/>
-                          <a:ext cx="6081395" cy="1828800"/>
+                          <a:ext cx="6004560" cy="733425"/>
                         </a:xfrm>
                         <a:prstGeom prst="rect">
                           <a:avLst/>
@@ -141,12 +129,15 @@
                             <w:pPr>
                               <w:jc w:val="center"/>
                               <w:rPr>
-                                <w:rFonts w:ascii="Times New Roman" w:hAnsi="Times New Roman" w:cs="Times New Roman"/>
                                 <w:b/>
-                                <w:color w:val="FF0000"/>
-                                <w:sz w:val="44"/>
-                                <w:szCs w:val="44"/>
-                                <w14:reflection w14:blurRad="6350" w14:stA="53000" w14:stPos="0" w14:endA="300" w14:endPos="35500" w14:dist="0" w14:dir="5400000" w14:fadeDir="5400000" w14:sx="100000" w14:sy="-90000" w14:kx="0" w14:ky="0" w14:algn="bl"/>
+                                <w:color w:val="2E74B5" w:themeColor="accent1" w:themeShade="BF"/>
+                                <w:sz w:val="36"/>
+                                <w:szCs w:val="36"/>
+                                <w14:shadow w14:blurRad="38100" w14:dist="25400" w14:dir="5400000" w14:sx="100000" w14:sy="100000" w14:kx="0" w14:ky="0" w14:algn="ctr">
+                                  <w14:srgbClr w14:val="6E747A">
+                                    <w14:alpha w14:val="57000"/>
+                                  </w14:srgbClr>
+                                </w14:shadow>
                                 <w14:textOutline w14:w="0" w14:cap="flat" w14:cmpd="sng" w14:algn="ctr">
                                   <w14:noFill/>
                                   <w14:prstDash w14:val="solid"/>
@@ -156,19 +147,104 @@
                             </w:pPr>
                             <w:r>
                               <w:rPr>
-                                <w:rFonts w:ascii="Times New Roman" w:hAnsi="Times New Roman" w:cs="Times New Roman"/>
                                 <w:b/>
-                                <w:color w:val="FF0000"/>
-                                <w:sz w:val="44"/>
-                                <w:szCs w:val="44"/>
-                                <w14:reflection w14:blurRad="6350" w14:stA="53000" w14:stPos="0" w14:endA="300" w14:endPos="35500" w14:dist="0" w14:dir="5400000" w14:fadeDir="5400000" w14:sx="100000" w14:sy="-90000" w14:kx="0" w14:ky="0" w14:algn="bl"/>
+                                <w:color w:val="2E74B5" w:themeColor="accent1" w:themeShade="BF"/>
+                                <w:sz w:val="36"/>
+                                <w:szCs w:val="36"/>
+                                <w14:shadow w14:blurRad="38100" w14:dist="25400" w14:dir="5400000" w14:sx="100000" w14:sy="100000" w14:kx="0" w14:ky="0" w14:algn="ctr">
+                                  <w14:srgbClr w14:val="6E747A">
+                                    <w14:alpha w14:val="57000"/>
+                                  </w14:srgbClr>
+                                </w14:shadow>
                                 <w14:textOutline w14:w="0" w14:cap="flat" w14:cmpd="sng" w14:algn="ctr">
                                   <w14:noFill/>
                                   <w14:prstDash w14:val="solid"/>
                                   <w14:round/>
                                 </w14:textOutline>
                               </w:rPr>
-                              <w:t>XÂY DỰNG NÊN QUỐC PHÒNG TOÀN DÂN</w:t>
+                              <w:t>NĂM 2025, DU LỊCH KHÁNH HÒA</w:t>
+                            </w:r>
+                          </w:p>
+                          <w:p>
+                            <w:pPr>
+                              <w:jc w:val="center"/>
+                              <w:rPr>
+                                <w:b/>
+                                <w:color w:val="2E74B5" w:themeColor="accent1" w:themeShade="BF"/>
+                                <w:sz w:val="36"/>
+                                <w:szCs w:val="36"/>
+                                <w14:shadow w14:blurRad="38100" w14:dist="25400" w14:dir="5400000" w14:sx="100000" w14:sy="100000" w14:kx="0" w14:ky="0" w14:algn="ctr">
+                                  <w14:srgbClr w14:val="6E747A">
+                                    <w14:alpha w14:val="57000"/>
+                                  </w14:srgbClr>
+                                </w14:shadow>
+                                <w14:reflection w14:blurRad="6350" w14:stA="55000" w14:stPos="0" w14:endA="50" w14:endPos="85000" w14:dist="0" w14:dir="5400000" w14:fadeDir="5400000" w14:sx="100000" w14:sy="-100000" w14:kx="0" w14:ky="0" w14:algn="bl"/>
+                                <w14:textOutline w14:w="0" w14:cap="flat" w14:cmpd="sng" w14:algn="ctr">
+                                  <w14:noFill/>
+                                  <w14:prstDash w14:val="solid"/>
+                                  <w14:round/>
+                                </w14:textOutline>
+                              </w:rPr>
+                            </w:pPr>
+                            <w:r>
+                              <w:rPr>
+                                <w:b/>
+                                <w:color w:val="2E74B5" w:themeColor="accent1" w:themeShade="BF"/>
+                                <w:sz w:val="36"/>
+                                <w:szCs w:val="36"/>
+                                <w14:shadow w14:blurRad="38100" w14:dist="25400" w14:dir="5400000" w14:sx="100000" w14:sy="100000" w14:kx="0" w14:ky="0" w14:algn="ctr">
+                                  <w14:srgbClr w14:val="6E747A">
+                                    <w14:alpha w14:val="57000"/>
+                                  </w14:srgbClr>
+                                </w14:shadow>
+                                <w14:reflection w14:blurRad="6350" w14:stA="55000" w14:stPos="0" w14:endA="50" w14:endPos="85000" w14:dist="0" w14:dir="5400000" w14:fadeDir="5400000" w14:sx="100000" w14:sy="-100000" w14:kx="0" w14:ky="0" w14:algn="bl"/>
+                                <w14:textOutline w14:w="0" w14:cap="flat" w14:cmpd="sng" w14:algn="ctr">
+                                  <w14:noFill/>
+                                  <w14:prstDash w14:val="solid"/>
+                                  <w14:round/>
+                                </w14:textOutline>
+                              </w:rPr>
+                              <w:t xml:space="preserve">ĐẶT MỤC TIÊU ĐÓN </w:t>
+                            </w:r>
+                            <w:r>
+                              <w:rPr>
+                                <w:b/>
+                                <w:color w:val="FF0000"/>
+                                <w:sz w:val="36"/>
+                                <w:szCs w:val="36"/>
+                                <w14:shadow w14:blurRad="38100" w14:dist="25400" w14:dir="5400000" w14:sx="100000" w14:sy="100000" w14:kx="0" w14:ky="0" w14:algn="ctr">
+                                  <w14:srgbClr w14:val="6E747A">
+                                    <w14:alpha w14:val="57000"/>
+                                  </w14:srgbClr>
+                                </w14:shadow>
+                                <w14:reflection w14:blurRad="6350" w14:stA="55000" w14:stPos="0" w14:endA="50" w14:endPos="85000" w14:dist="0" w14:dir="5400000" w14:fadeDir="5400000" w14:sx="100000" w14:sy="-100000" w14:kx="0" w14:ky="0" w14:algn="bl"/>
+                                <w14:textOutline w14:w="0" w14:cap="flat" w14:cmpd="sng" w14:algn="ctr">
+                                  <w14:noFill/>
+                                  <w14:prstDash w14:val="solid"/>
+                                  <w14:round/>
+                                </w14:textOutline>
+                              </w:rPr>
+                              <w:t xml:space="preserve">11,8 </w:t>
+                            </w:r>
+                            <w:r>
+                              <w:rPr>
+                                <w:b/>
+                                <w:color w:val="2E74B5" w:themeColor="accent1" w:themeShade="BF"/>
+                                <w:sz w:val="36"/>
+                                <w:szCs w:val="36"/>
+                                <w14:shadow w14:blurRad="38100" w14:dist="25400" w14:dir="5400000" w14:sx="100000" w14:sy="100000" w14:kx="0" w14:ky="0" w14:algn="ctr">
+                                  <w14:srgbClr w14:val="6E747A">
+                                    <w14:alpha w14:val="57000"/>
+                                  </w14:srgbClr>
+                                </w14:shadow>
+                                <w14:reflection w14:blurRad="6350" w14:stA="55000" w14:stPos="0" w14:endA="50" w14:endPos="85000" w14:dist="0" w14:dir="5400000" w14:fadeDir="5400000" w14:sx="100000" w14:sy="-100000" w14:kx="0" w14:ky="0" w14:algn="bl"/>
+                                <w14:textOutline w14:w="0" w14:cap="flat" w14:cmpd="sng" w14:algn="ctr">
+                                  <w14:noFill/>
+                                  <w14:prstDash w14:val="solid"/>
+                                  <w14:round/>
+                                </w14:textOutline>
+                              </w:rPr>
+                              <w:t>TRIỆU LƯỢT KHÁCH</w:t>
                             </w:r>
                           </w:p>
                         </w:txbxContent>
@@ -177,7 +253,7 @@
                         <a:prstTxWarp prst="textCurveUp">
                           <a:avLst/>
                         </a:prstTxWarp>
-                        <a:spAutoFit/>
+                        <a:noAutofit/>
                       </wps:bodyPr>
                     </wps:wsp>
                   </a:graphicData>
@@ -185,28 +261,34 @@
                 <wp14:sizeRelH relativeFrom="margin">
                   <wp14:pctWidth>0</wp14:pctWidth>
                 </wp14:sizeRelH>
+                <wp14:sizeRelV relativeFrom="margin">
+                  <wp14:pctHeight>0</wp14:pctHeight>
+                </wp14:sizeRelV>
               </wp:anchor>
             </w:drawing>
           </mc:Choice>
           <mc:Fallback>
             <w:pict>
-              <v:shapetype w14:anchorId="409C75A9" id="_x0000_t202" coordsize="21600,21600" o:spt="202" path="m,l,21600r21600,l21600,xe">
+              <v:shapetype w14:anchorId="0D4ABA7D" id="_x0000_t202" coordsize="21600,21600" o:spt="202" path="m,l,21600r21600,l21600,xe">
                 <v:stroke joinstyle="miter"/>
                 <v:path gradientshapeok="t" o:connecttype="rect"/>
               </v:shapetype>
-              <v:shape id="Text Box 1" o:spid="_x0000_s1026" type="#_x0000_t202" style="position:absolute;margin-left:0;margin-top:0;width:478.85pt;height:2in;z-index:251659264;visibility:visible;mso-wrap-style:square;mso-width-percent:0;mso-wrap-distance-left:9pt;mso-wrap-distance-top:0;mso-wrap-distance-right:9pt;mso-wrap-distance-bottom:0;mso-position-horizontal:left;mso-position-horizontal-relative:margin;mso-position-vertical:absolute;mso-position-vertical-relative:text;mso-width-percent:0;mso-width-relative:margin;v-text-anchor:top" o:gfxdata="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" filled="f" stroked="f">
-                <v:textbox style="mso-fit-shape-to-text:t">
+              <v:shape id="Text Box 1" o:spid="_x0000_s1026" type="#_x0000_t202" style="position:absolute;left:0;text-align:left;margin-left:-5pt;margin-top:14.9pt;width:472.8pt;height:57.75pt;z-index:251659264;visibility:visible;mso-wrap-style:square;mso-width-percent:0;mso-height-percent:0;mso-wrap-distance-left:9pt;mso-wrap-distance-top:0;mso-wrap-distance-right:9pt;mso-wrap-distance-bottom:0;mso-position-horizontal:absolute;mso-position-horizontal-relative:text;mso-position-vertical:absolute;mso-position-vertical-relative:text;mso-width-percent:0;mso-height-percent:0;mso-width-relative:margin;mso-height-relative:margin;v-text-anchor:top" o:gfxdata="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" filled="f" stroked="f">
+                <v:textbox>
                   <w:txbxContent>
                     <w:p>
                       <w:pPr>
                         <w:jc w:val="center"/>
                         <w:rPr>
-                          <w:rFonts w:ascii="Times New Roman" w:hAnsi="Times New Roman" w:cs="Times New Roman"/>
                           <w:b/>
-                          <w:color w:val="FF0000"/>
-                          <w:sz w:val="44"/>
-                          <w:szCs w:val="44"/>
-                          <w14:reflection w14:blurRad="6350" w14:stA="53000" w14:stPos="0" w14:endA="300" w14:endPos="35500" w14:dist="0" w14:dir="5400000" w14:fadeDir="5400000" w14:sx="100000" w14:sy="-90000" w14:kx="0" w14:ky="0" w14:algn="bl"/>
+                          <w:color w:val="2E74B5" w:themeColor="accent1" w:themeShade="BF"/>
+                          <w:sz w:val="36"/>
+                          <w:szCs w:val="36"/>
+                          <w14:shadow w14:blurRad="38100" w14:dist="25400" w14:dir="5400000" w14:sx="100000" w14:sy="100000" w14:kx="0" w14:ky="0" w14:algn="ctr">
+                            <w14:srgbClr w14:val="6E747A">
+                              <w14:alpha w14:val="57000"/>
+                            </w14:srgbClr>
+                          </w14:shadow>
                           <w14:textOutline w14:w="0" w14:cap="flat" w14:cmpd="sng" w14:algn="ctr">
                             <w14:noFill/>
                             <w14:prstDash w14:val="solid"/>
@@ -216,137 +298,237 @@
                       </w:pPr>
                       <w:r>
                         <w:rPr>
-                          <w:rFonts w:ascii="Times New Roman" w:hAnsi="Times New Roman" w:cs="Times New Roman"/>
                           <w:b/>
-                          <w:color w:val="FF0000"/>
-                          <w:sz w:val="44"/>
-                          <w:szCs w:val="44"/>
-                          <w14:reflection w14:blurRad="6350" w14:stA="53000" w14:stPos="0" w14:endA="300" w14:endPos="35500" w14:dist="0" w14:dir="5400000" w14:fadeDir="5400000" w14:sx="100000" w14:sy="-90000" w14:kx="0" w14:ky="0" w14:algn="bl"/>
+                          <w:color w:val="2E74B5" w:themeColor="accent1" w:themeShade="BF"/>
+                          <w:sz w:val="36"/>
+                          <w:szCs w:val="36"/>
+                          <w14:shadow w14:blurRad="38100" w14:dist="25400" w14:dir="5400000" w14:sx="100000" w14:sy="100000" w14:kx="0" w14:ky="0" w14:algn="ctr">
+                            <w14:srgbClr w14:val="6E747A">
+                              <w14:alpha w14:val="57000"/>
+                            </w14:srgbClr>
+                          </w14:shadow>
                           <w14:textOutline w14:w="0" w14:cap="flat" w14:cmpd="sng" w14:algn="ctr">
                             <w14:noFill/>
                             <w14:prstDash w14:val="solid"/>
                             <w14:round/>
                           </w14:textOutline>
                         </w:rPr>
-                        <w:t>XÂY DỰNG NÊN QUỐC PHÒNG TOÀN DÂN</w:t>
+                        <w:t>NĂM 2025, DU LỊCH KHÁNH HÒA</w:t>
+                      </w:r>
+                    </w:p>
+                    <w:p>
+                      <w:pPr>
+                        <w:jc w:val="center"/>
+                        <w:rPr>
+                          <w:b/>
+                          <w:color w:val="2E74B5" w:themeColor="accent1" w:themeShade="BF"/>
+                          <w:sz w:val="36"/>
+                          <w:szCs w:val="36"/>
+                          <w14:shadow w14:blurRad="38100" w14:dist="25400" w14:dir="5400000" w14:sx="100000" w14:sy="100000" w14:kx="0" w14:ky="0" w14:algn="ctr">
+                            <w14:srgbClr w14:val="6E747A">
+                              <w14:alpha w14:val="57000"/>
+                            </w14:srgbClr>
+                          </w14:shadow>
+                          <w14:reflection w14:blurRad="6350" w14:stA="55000" w14:stPos="0" w14:endA="50" w14:endPos="85000" w14:dist="0" w14:dir="5400000" w14:fadeDir="5400000" w14:sx="100000" w14:sy="-100000" w14:kx="0" w14:ky="0" w14:algn="bl"/>
+                          <w14:textOutline w14:w="0" w14:cap="flat" w14:cmpd="sng" w14:algn="ctr">
+                            <w14:noFill/>
+                            <w14:prstDash w14:val="solid"/>
+                            <w14:round/>
+                          </w14:textOutline>
+                        </w:rPr>
+                      </w:pPr>
+                      <w:r>
+                        <w:rPr>
+                          <w:b/>
+                          <w:color w:val="2E74B5" w:themeColor="accent1" w:themeShade="BF"/>
+                          <w:sz w:val="36"/>
+                          <w:szCs w:val="36"/>
+                          <w14:shadow w14:blurRad="38100" w14:dist="25400" w14:dir="5400000" w14:sx="100000" w14:sy="100000" w14:kx="0" w14:ky="0" w14:algn="ctr">
+                            <w14:srgbClr w14:val="6E747A">
+                              <w14:alpha w14:val="57000"/>
+                            </w14:srgbClr>
+                          </w14:shadow>
+                          <w14:reflection w14:blurRad="6350" w14:stA="55000" w14:stPos="0" w14:endA="50" w14:endPos="85000" w14:dist="0" w14:dir="5400000" w14:fadeDir="5400000" w14:sx="100000" w14:sy="-100000" w14:kx="0" w14:ky="0" w14:algn="bl"/>
+                          <w14:textOutline w14:w="0" w14:cap="flat" w14:cmpd="sng" w14:algn="ctr">
+                            <w14:noFill/>
+                            <w14:prstDash w14:val="solid"/>
+                            <w14:round/>
+                          </w14:textOutline>
+                        </w:rPr>
+                        <w:t xml:space="preserve">ĐẶT MỤC TIÊU ĐÓN </w:t>
+                      </w:r>
+                      <w:r>
+                        <w:rPr>
+                          <w:b/>
+                          <w:color w:val="FF0000"/>
+                          <w:sz w:val="36"/>
+                          <w:szCs w:val="36"/>
+                          <w14:shadow w14:blurRad="38100" w14:dist="25400" w14:dir="5400000" w14:sx="100000" w14:sy="100000" w14:kx="0" w14:ky="0" w14:algn="ctr">
+                            <w14:srgbClr w14:val="6E747A">
+                              <w14:alpha w14:val="57000"/>
+                            </w14:srgbClr>
+                          </w14:shadow>
+                          <w14:reflection w14:blurRad="6350" w14:stA="55000" w14:stPos="0" w14:endA="50" w14:endPos="85000" w14:dist="0" w14:dir="5400000" w14:fadeDir="5400000" w14:sx="100000" w14:sy="-100000" w14:kx="0" w14:ky="0" w14:algn="bl"/>
+                          <w14:textOutline w14:w="0" w14:cap="flat" w14:cmpd="sng" w14:algn="ctr">
+                            <w14:noFill/>
+                            <w14:prstDash w14:val="solid"/>
+                            <w14:round/>
+                          </w14:textOutline>
+                        </w:rPr>
+                        <w:t xml:space="preserve">11,8 </w:t>
+                      </w:r>
+                      <w:r>
+                        <w:rPr>
+                          <w:b/>
+                          <w:color w:val="2E74B5" w:themeColor="accent1" w:themeShade="BF"/>
+                          <w:sz w:val="36"/>
+                          <w:szCs w:val="36"/>
+                          <w14:shadow w14:blurRad="38100" w14:dist="25400" w14:dir="5400000" w14:sx="100000" w14:sy="100000" w14:kx="0" w14:ky="0" w14:algn="ctr">
+                            <w14:srgbClr w14:val="6E747A">
+                              <w14:alpha w14:val="57000"/>
+                            </w14:srgbClr>
+                          </w14:shadow>
+                          <w14:reflection w14:blurRad="6350" w14:stA="55000" w14:stPos="0" w14:endA="50" w14:endPos="85000" w14:dist="0" w14:dir="5400000" w14:fadeDir="5400000" w14:sx="100000" w14:sy="-100000" w14:kx="0" w14:ky="0" w14:algn="bl"/>
+                          <w14:textOutline w14:w="0" w14:cap="flat" w14:cmpd="sng" w14:algn="ctr">
+                            <w14:noFill/>
+                            <w14:prstDash w14:val="solid"/>
+                            <w14:round/>
+                          </w14:textOutline>
+                        </w:rPr>
+                        <w:t>TRIỆU LƯỢT KHÁCH</w:t>
                       </w:r>
                     </w:p>
                   </w:txbxContent>
                 </v:textbox>
-                <w10:wrap type="square" anchorx="margin"/>
+                <w10:wrap type="square"/>
               </v:shape>
             </w:pict>
           </mc:Fallback>
         </mc:AlternateContent>
       </w:r>
+    </w:p>
+    <w:p>
+      <w:pPr>
+        <w:ind w:firstLine="720"/>
+        <w:jc w:val="both"/>
+        <w:rPr>
+          <w:b/>
+          <w:color w:val="2E74B5" w:themeColor="accent1" w:themeShade="BF"/>
+          <w:u w:val="double" w:color="FF0000"/>
+        </w:rPr>
+        <w:sectPr>
+          <w:pgSz w:w="11906" w:h="16838" w:code="9"/>
+          <w:pgMar w:top="1134" w:right="851" w:bottom="1134" w:left="1701" w:header="720" w:footer="720" w:gutter="0"/>
+          <w:cols w:space="720"/>
+          <w:docGrid w:linePitch="381"/>
+        </w:sectPr>
+      </w:pPr>
+    </w:p>
+    <w:p>
+      <w:pPr>
+        <w:ind w:firstLine="437"/>
+        <w:jc w:val="both"/>
+      </w:pPr>
+      <w:r>
+        <w:rPr>
+          <w:b/>
+          <w:color w:val="2E74B5" w:themeColor="accent1" w:themeShade="BF"/>
+          <w:u w:val="double" w:color="FF0000"/>
+        </w:rPr>
+        <w:lastRenderedPageBreak/>
+        <w:t>(Thanh tra)</w:t>
+      </w:r>
+      <w:r>
+        <w:rPr>
+          <w:color w:val="0070C0"/>
+        </w:rPr>
+        <w:t xml:space="preserve"> </w:t>
+      </w:r>
+      <w:r>
+        <w:t>- Theo bà Nguyễn Thị Lệ Thanh, Giám đốc Sở Du lịch Khánh Hòa, năm 2025, ngành Du lịch tỉnh đặt mục tiêu đón 11,8 triệu lượt khách du lịch, trong đó có 5,2 triệu lượt khách quốc tế; doanh thu du lịch đạt 60.000 tỷ đồng.</w:t>
+      </w:r>
+    </w:p>
+    <w:p>
+      <w:pPr>
+        <w:jc w:val="both"/>
+        <w:sectPr>
+          <w:type w:val="continuous"/>
+          <w:pgSz w:w="11906" w:h="16838" w:code="9"/>
+          <w:pgMar w:top="1134" w:right="851" w:bottom="1134" w:left="1701" w:header="720" w:footer="720" w:gutter="0"/>
+          <w:cols w:space="720"/>
+          <w:docGrid w:linePitch="381"/>
+        </w:sectPr>
+      </w:pPr>
     </w:p>
     <w:p>
       <w:pPr>
         <w:keepNext/>
         <w:framePr w:dropCap="drop" w:lines="3" w:wrap="around" w:vAnchor="text" w:hAnchor="text"/>
         <w:spacing w:after="0" w:line="1042" w:lineRule="exact"/>
-        <w:ind w:right="-421" w:firstLine="720"/>
+        <w:ind w:firstLine="720"/>
         <w:jc w:val="both"/>
         <w:textAlignment w:val="baseline"/>
         <w:rPr>
-          <w:rFonts w:ascii="Times New Roman" w:hAnsi="Times New Roman" w:cs="Times New Roman"/>
-          <w:position w:val="-11"/>
-          <w:sz w:val="136"/>
-          <w:szCs w:val="28"/>
+          <w:rFonts w:cs="Times New Roman"/>
+          <w:position w:val="-12"/>
+          <w:sz w:val="138"/>
         </w:rPr>
       </w:pPr>
       <w:r>
         <w:rPr>
-          <w:rFonts w:ascii="Times New Roman" w:hAnsi="Times New Roman" w:cs="Times New Roman"/>
-          <w:color w:val="ED7D31" w:themeColor="accent2"/>
-          <w:position w:val="-11"/>
-          <w:sz w:val="136"/>
-          <w:szCs w:val="28"/>
+          <w:rFonts w:cs="Times New Roman"/>
+          <w:position w:val="-12"/>
+          <w:sz w:val="138"/>
         </w:rPr>
-        <w:t>N</w:t>
+        <w:t>Đ</w:t>
       </w:r>
     </w:p>
     <w:p>
       <w:pPr>
-        <w:ind w:right="-279"/>
+        <w:ind w:left="-284"/>
         <w:jc w:val="both"/>
-        <w:rPr>
-          <w:rFonts w:ascii="Times New Roman" w:hAnsi="Times New Roman" w:cs="Times New Roman"/>
-          <w:sz w:val="28"/>
-          <w:szCs w:val="28"/>
-        </w:rPr>
       </w:pPr>
       <w:r>
-        <w:rPr>
-          <w:rFonts w:ascii="Times New Roman" w:hAnsi="Times New Roman" w:cs="Times New Roman"/>
-          <w:sz w:val="28"/>
-          <w:szCs w:val="28"/>
-        </w:rPr>
-        <w:t>ền quốc phòng toàn dân là sức mạnh quốc phòng của đất nước, được xây dựng trên nền tảng chính trị, tinh thần, nhân lực, vật lực, tài chính, mang tính chất toàn dân, toàn diện, độc lập, tự chủ, tự cường và từng bước hiện đại.</w:t>
+        <w:t>ể</w:t>
+      </w:r>
+      <w:r>
+        <w:t xml:space="preserve"> đạt được mục tiêu trên, ngành Du lịch Khánh Hòa phải phát huy tiềm năng, lợi thế để thu hút khách du lịch, nhất là lợi thế về dịch vụ nghỉ dưỡng. Du lịch Khánh Hòa phải giữ vững các thị trường khách lớn như Hàn Quốc, Trung Quốc; đấy mạnh thu hút lại thị trường</w:t>
+      </w:r>
+      <w:r>
+        <w:t xml:space="preserve"> khách Nga… Bên cạnh công tác xúc tiến quảng bá, các </w:t>
+      </w:r>
+      <w:r>
+        <w:lastRenderedPageBreak/>
+        <w:t>doanh nghiệp</w:t>
+      </w:r>
+      <w:bookmarkStart w:id="0" w:name="_GoBack"/>
+      <w:bookmarkEnd w:id="0"/>
+      <w:r>
+        <w:t xml:space="preserve"> du lịch Khánh Hòa phải giữ vững chất lượng dịch vụ lưu trú nghỉ dưỡng. </w:t>
       </w:r>
     </w:p>
     <w:p>
       <w:pPr>
-        <w:ind w:right="-421"/>
         <w:jc w:val="both"/>
-        <w:rPr>
-          <w:rFonts w:ascii="Times New Roman" w:hAnsi="Times New Roman" w:cs="Times New Roman"/>
-          <w:sz w:val="28"/>
-          <w:szCs w:val="28"/>
-        </w:rPr>
-        <w:sectPr>
-          <w:pgSz w:w="12240" w:h="15840"/>
-          <w:pgMar w:top="1440" w:right="1440" w:bottom="1440" w:left="1440" w:header="720" w:footer="720" w:gutter="0"/>
-          <w:cols w:space="720"/>
-          <w:docGrid w:linePitch="360"/>
-        </w:sectPr>
-      </w:pPr>
-    </w:p>
-    <w:p>
-      <w:pPr>
-        <w:ind w:right="-279" w:firstLine="720"/>
-        <w:jc w:val="both"/>
-        <w:rPr>
-          <w:rFonts w:ascii="Times New Roman" w:hAnsi="Times New Roman" w:cs="Times New Roman"/>
-          <w:sz w:val="28"/>
-          <w:szCs w:val="28"/>
-        </w:rPr>
       </w:pPr>
       <w:r>
         <w:rPr>
           <w:noProof/>
-          <w:color w:val="5B9BD5" w:themeColor="accent1"/>
-          <w:u w:val="double"/>
+          <w:color w:val="0070C0"/>
         </w:rPr>
-        <w:lastRenderedPageBreak/>
         <w:drawing>
-          <wp:anchor distT="0" distB="0" distL="114300" distR="114300" simplePos="0" relativeHeight="251660288" behindDoc="0" locked="0" layoutInCell="1" allowOverlap="1" wp14:anchorId="2CC96F3A" wp14:editId="39246F4B">
+          <wp:anchor distT="0" distB="0" distL="114300" distR="114300" simplePos="0" relativeHeight="251661312" behindDoc="1" locked="0" layoutInCell="1" allowOverlap="1" wp14:anchorId="4F89A836" wp14:editId="6F070E0F">
             <wp:simplePos x="0" y="0"/>
-            <wp:positionH relativeFrom="column">
-              <wp:posOffset>2200275</wp:posOffset>
+            <wp:positionH relativeFrom="page">
+              <wp:posOffset>3217355</wp:posOffset>
             </wp:positionH>
-            <wp:positionV relativeFrom="paragraph">
-              <wp:posOffset>655955</wp:posOffset>
+            <wp:positionV relativeFrom="page">
+              <wp:posOffset>3490470</wp:posOffset>
             </wp:positionV>
-            <wp:extent cx="2638425" cy="1435100"/>
-            <wp:effectExtent l="152400" t="152400" r="371475" b="355600"/>
-            <wp:wrapThrough wrapText="bothSides">
-              <wp:wrapPolygon edited="0">
-                <wp:start x="624" y="-2294"/>
-                <wp:lineTo x="-1248" y="-1720"/>
-                <wp:lineTo x="-1248" y="22651"/>
-                <wp:lineTo x="624" y="25805"/>
-                <wp:lineTo x="1560" y="26665"/>
-                <wp:lineTo x="21678" y="26665"/>
-                <wp:lineTo x="22770" y="25805"/>
-                <wp:lineTo x="24485" y="21504"/>
-                <wp:lineTo x="24485" y="2867"/>
-                <wp:lineTo x="22614" y="-1434"/>
-                <wp:lineTo x="22458" y="-2294"/>
-                <wp:lineTo x="624" y="-2294"/>
-              </wp:wrapPolygon>
-            </wp:wrapThrough>
-            <wp:docPr id="2" name="Picture 2" descr="C:\Users\User\Downloads\qptd1 (1).jpg"/>
+            <wp:extent cx="2157730" cy="1438275"/>
+            <wp:effectExtent l="152400" t="152400" r="356870" b="371475"/>
+            <wp:wrapSquare wrapText="bothSides"/>
+            <wp:docPr id="7" name="Picture 7"/>
             <wp:cNvGraphicFramePr>
               <a:graphicFrameLocks xmlns:a="http://schemas.openxmlformats.org/drawingml/2006/main" noChangeAspect="1"/>
             </wp:cNvGraphicFramePr>
@@ -354,10 +536,8 @@
               <a:graphicData uri="http://schemas.openxmlformats.org/drawingml/2006/picture">
                 <pic:pic xmlns:pic="http://schemas.openxmlformats.org/drawingml/2006/picture">
                   <pic:nvPicPr>
-                    <pic:cNvPr id="0" name="Picture 2" descr="C:\Users\User\Downloads\qptd1 (1).jpg"/>
-                    <pic:cNvPicPr>
-                      <a:picLocks noChangeAspect="1" noChangeArrowheads="1"/>
-                    </pic:cNvPicPr>
+                    <pic:cNvPr id="7" name="53916_1294182858.jpg"/>
+                    <pic:cNvPicPr/>
                   </pic:nvPicPr>
                   <pic:blipFill>
                     <a:blip r:embed="rId5" cstate="print">
@@ -367,15 +547,14 @@
                         </a:ext>
                       </a:extLst>
                     </a:blip>
-                    <a:srcRect/>
                     <a:stretch>
                       <a:fillRect/>
                     </a:stretch>
                   </pic:blipFill>
-                  <pic:spPr bwMode="auto">
+                  <pic:spPr>
                     <a:xfrm>
                       <a:off x="0" y="0"/>
-                      <a:ext cx="2638425" cy="1435100"/>
+                      <a:ext cx="2157730" cy="1438275"/>
                     </a:xfrm>
                     <a:prstGeom prst="rect">
                       <a:avLst/>
@@ -394,507 +573,68 @@
                 </pic:pic>
               </a:graphicData>
             </a:graphic>
-            <wp14:sizeRelH relativeFrom="page">
+            <wp14:sizeRelH relativeFrom="margin">
               <wp14:pctWidth>0</wp14:pctWidth>
             </wp14:sizeRelH>
-            <wp14:sizeRelV relativeFrom="page">
+            <wp14:sizeRelV relativeFrom="margin">
               <wp14:pctHeight>0</wp14:pctHeight>
             </wp14:sizeRelV>
           </wp:anchor>
         </w:drawing>
       </w:r>
       <w:r>
-        <w:rPr>
-          <w:rFonts w:ascii="Times New Roman" w:hAnsi="Times New Roman" w:cs="Times New Roman"/>
-          <w:color w:val="5B9BD5" w:themeColor="accent1"/>
-          <w:sz w:val="28"/>
-          <w:szCs w:val="28"/>
-          <w:u w:val="double"/>
-        </w:rPr>
-        <w:t>Nến quốc phòng toàn dân</w:t>
-      </w:r>
-      <w:r>
-        <w:rPr>
-          <w:rFonts w:ascii="Times New Roman" w:hAnsi="Times New Roman" w:cs="Times New Roman"/>
-          <w:sz w:val="28"/>
-          <w:szCs w:val="28"/>
-        </w:rPr>
-        <w:t xml:space="preserve"> bao gồm tổng thể các hoạt động về chính trị, kinh tế, ngoại giao, quân sự, văn hóa, khoa học,... của Đảng, Nhà nước và Nhân dân để tạo nên sức mạnh toàn diện, cân đối, đồng bộ, trong đó sức mạnh quân sự</w:t>
-      </w:r>
-      <w:r>
-        <w:rPr>
-          <w:rFonts w:ascii="Times New Roman" w:hAnsi="Times New Roman" w:cs="Times New Roman"/>
-          <w:sz w:val="28"/>
-          <w:szCs w:val="28"/>
-        </w:rPr>
-        <w:t xml:space="preserve"> là đặc</w:t>
-      </w:r>
-      <w:r>
-        <w:rPr>
-          <w:rFonts w:ascii="Times New Roman" w:hAnsi="Times New Roman" w:cs="Times New Roman"/>
-          <w:sz w:val="28"/>
-          <w:szCs w:val="28"/>
-        </w:rPr>
-        <w:t xml:space="preserve"> trưng, lực lượng vũ trang là nòng cốt, nhằm ngăn chặn, đẩy lùi nguy cơ chiến tranh và sẵn sàng đánh thắng khi xảy ra chiến tranh; góp phần bảo vệ vững chắc độc lập, chủ quyền, thống nhất, toàn vẹn lãnh thổ; bảo vệ nền hòa bình bền vững của đất nước; bảo vệ Đảng, Nhà nước, Nhân dân và chế độ xã hội chủ nghĩa trong tình hình mới. </w:t>
+        <w:t>Dịch vụ lưu trú nghỉ dưỡng của du lịch Nha Trang</w:t>
+      </w:r>
+      <w:r>
+        <w:t xml:space="preserve"> </w:t>
+      </w:r>
+      <w:r>
+        <w:t>- Khánh Hòa có những lợi thế cạnh tranh do có cơ sở vật chất tốt, dịch vụ chất lượng cao. Giá cả của dịch vụ nghỉ dưỡng ở Khánh Hòa cũng rẻ hơn so với nhiều nơi trên đất nước ta. Đây là điểm mạnh để du lịch Khánh Hòa thu hút khách du lịch Hàn Quốc trong những năm gần đây…</w:t>
       </w:r>
     </w:p>
     <w:p>
       <w:pPr>
-        <w:ind w:right="-279"/>
         <w:jc w:val="both"/>
-        <w:rPr>
-          <w:rFonts w:ascii="Times New Roman" w:hAnsi="Times New Roman" w:cs="Times New Roman"/>
-          <w:sz w:val="28"/>
-          <w:szCs w:val="28"/>
-        </w:rPr>
         <w:sectPr>
           <w:type w:val="continuous"/>
-          <w:pgSz w:w="12240" w:h="15840"/>
-          <w:pgMar w:top="1440" w:right="1440" w:bottom="1440" w:left="1440" w:header="720" w:footer="720" w:gutter="0"/>
+          <w:pgSz w:w="11906" w:h="16838" w:code="9"/>
+          <w:pgMar w:top="1418" w:right="851" w:bottom="1134" w:left="1985" w:header="720" w:footer="720" w:gutter="0"/>
           <w:cols w:num="2" w:sep="1" w:space="720" w:equalWidth="0">
-            <w:col w:w="2640" w:space="720"/>
-            <w:col w:w="6000"/>
+            <w:col w:w="2354" w:space="720"/>
+            <w:col w:w="5996"/>
           </w:cols>
-          <w:docGrid w:linePitch="360"/>
+          <w:docGrid w:linePitch="381"/>
         </w:sectPr>
       </w:pPr>
     </w:p>
     <w:p>
       <w:pPr>
-        <w:ind w:right="-279"/>
         <w:jc w:val="both"/>
-        <w:rPr>
-          <w:rFonts w:ascii="Times New Roman" w:hAnsi="Times New Roman" w:cs="Times New Roman"/>
-          <w:sz w:val="28"/>
-          <w:szCs w:val="28"/>
-        </w:rPr>
-      </w:pPr>
-      <w:r>
-        <w:rPr>
-          <w:noProof/>
-          <w:color w:val="5B9BD5" w:themeColor="accent1"/>
-          <w:u w:val="double"/>
-        </w:rPr>
-        <w:lastRenderedPageBreak/>
-        <mc:AlternateContent>
-          <mc:Choice Requires="wps">
-            <w:drawing>
-              <wp:anchor distT="0" distB="0" distL="114300" distR="114300" simplePos="0" relativeHeight="251661312" behindDoc="0" locked="0" layoutInCell="1" allowOverlap="1" wp14:anchorId="53CB65A6" wp14:editId="79B9A676">
-                <wp:simplePos x="0" y="0"/>
-                <wp:positionH relativeFrom="margin">
-                  <wp:align>center</wp:align>
-                </wp:positionH>
-                <wp:positionV relativeFrom="paragraph">
-                  <wp:posOffset>128905</wp:posOffset>
-                </wp:positionV>
-                <wp:extent cx="6251811" cy="457200"/>
-                <wp:effectExtent l="38100" t="0" r="53975" b="19050"/>
-                <wp:wrapNone/>
-                <wp:docPr id="3" name="Up Ribbon 3"/>
-                <wp:cNvGraphicFramePr/>
-                <a:graphic xmlns:a="http://schemas.openxmlformats.org/drawingml/2006/main">
-                  <a:graphicData uri="http://schemas.microsoft.com/office/word/2010/wordprocessingShape">
-                    <wps:wsp>
-                      <wps:cNvSpPr/>
-                      <wps:spPr>
-                        <a:xfrm>
-                          <a:off x="0" y="0"/>
-                          <a:ext cx="6251811" cy="457200"/>
-                        </a:xfrm>
-                        <a:prstGeom prst="ribbon2">
-                          <a:avLst>
-                            <a:gd name="adj1" fmla="val 33333"/>
-                            <a:gd name="adj2" fmla="val 55875"/>
-                          </a:avLst>
-                        </a:prstGeom>
-                        <a:ln>
-                          <a:solidFill>
-                            <a:schemeClr val="accent2"/>
-                          </a:solidFill>
-                        </a:ln>
-                      </wps:spPr>
-                      <wps:style>
-                        <a:lnRef idx="2">
-                          <a:schemeClr val="accent5">
-                            <a:shade val="50000"/>
-                          </a:schemeClr>
-                        </a:lnRef>
-                        <a:fillRef idx="1">
-                          <a:schemeClr val="accent5"/>
-                        </a:fillRef>
-                        <a:effectRef idx="0">
-                          <a:schemeClr val="accent5"/>
-                        </a:effectRef>
-                        <a:fontRef idx="minor">
-                          <a:schemeClr val="lt1"/>
-                        </a:fontRef>
-                      </wps:style>
-                      <wps:txbx>
-                        <w:txbxContent>
-                          <w:p>
-                            <w:pPr>
-                              <w:jc w:val="center"/>
-                              <w:rPr>
-                                <w:rFonts w:ascii="Times New Roman" w:hAnsi="Times New Roman" w:cs="Times New Roman"/>
-                                <w:b/>
-                                <w:color w:val="CCCC00"/>
-                                <w:sz w:val="24"/>
-                                <w:szCs w:val="24"/>
-                                <w14:textOutline w14:w="12700" w14:cap="flat" w14:cmpd="sng" w14:algn="ctr">
-                                  <w14:solidFill>
-                                    <w14:schemeClr w14:val="accent4"/>
-                                  </w14:solidFill>
-                                  <w14:prstDash w14:val="solid"/>
-                                  <w14:round/>
-                                </w14:textOutline>
-                                <w14:textFill>
-                                  <w14:gradFill>
-                                    <w14:gsLst>
-                                      <w14:gs w14:pos="0">
-                                        <w14:schemeClr w14:val="accent4"/>
-                                      </w14:gs>
-                                      <w14:gs w14:pos="4000">
-                                        <w14:schemeClr w14:val="accent4">
-                                          <w14:lumMod w14:val="60000"/>
-                                          <w14:lumOff w14:val="40000"/>
-                                        </w14:schemeClr>
-                                      </w14:gs>
-                                      <w14:gs w14:pos="87000">
-                                        <w14:schemeClr w14:val="accent4">
-                                          <w14:lumMod w14:val="20000"/>
-                                          <w14:lumOff w14:val="80000"/>
-                                        </w14:schemeClr>
-                                      </w14:gs>
-                                    </w14:gsLst>
-                                    <w14:lin w14:ang="5400000" w14:scaled="0"/>
-                                  </w14:gradFill>
-                                </w14:textFill>
-                              </w:rPr>
-                            </w:pPr>
-                            <w:r>
-                              <w:rPr>
-                                <w:rFonts w:ascii="Times New Roman" w:hAnsi="Times New Roman" w:cs="Times New Roman"/>
-                                <w:b/>
-                                <w:color w:val="CCCC00"/>
-                                <w:sz w:val="24"/>
-                                <w:szCs w:val="24"/>
-                                <w14:textOutline w14:w="12700" w14:cap="flat" w14:cmpd="sng" w14:algn="ctr">
-                                  <w14:solidFill>
-                                    <w14:schemeClr w14:val="accent4"/>
-                                  </w14:solidFill>
-                                  <w14:prstDash w14:val="solid"/>
-                                  <w14:round/>
-                                </w14:textOutline>
-                                <w14:textFill>
-                                  <w14:gradFill>
-                                    <w14:gsLst>
-                                      <w14:gs w14:pos="0">
-                                        <w14:schemeClr w14:val="accent4"/>
-                                      </w14:gs>
-                                      <w14:gs w14:pos="4000">
-                                        <w14:schemeClr w14:val="accent4">
-                                          <w14:lumMod w14:val="60000"/>
-                                          <w14:lumOff w14:val="40000"/>
-                                        </w14:schemeClr>
-                                      </w14:gs>
-                                      <w14:gs w14:pos="87000">
-                                        <w14:schemeClr w14:val="accent4">
-                                          <w14:lumMod w14:val="20000"/>
-                                          <w14:lumOff w14:val="80000"/>
-                                        </w14:schemeClr>
-                                      </w14:gs>
-                                    </w14:gsLst>
-                                    <w14:lin w14:ang="5400000" w14:scaled="0"/>
-                                  </w14:gradFill>
-                                </w14:textFill>
-                              </w:rPr>
-                              <w:t xml:space="preserve">TOÀN DÂN BẢO VỆ AN NINH TỔ QUỐC </w:t>
-                            </w:r>
-                          </w:p>
-                        </w:txbxContent>
-                      </wps:txbx>
-                      <wps:bodyPr rot="0" spcFirstLastPara="0" vertOverflow="overflow" horzOverflow="overflow" vert="horz" wrap="square" lIns="91440" tIns="45720" rIns="91440" bIns="45720" numCol="1" spcCol="0" rtlCol="0" fromWordArt="0" anchor="ctr" anchorCtr="0" forceAA="0" compatLnSpc="1">
-                        <a:prstTxWarp prst="textNoShape">
-                          <a:avLst/>
-                        </a:prstTxWarp>
-                        <a:noAutofit/>
-                      </wps:bodyPr>
-                    </wps:wsp>
-                  </a:graphicData>
-                </a:graphic>
-                <wp14:sizeRelH relativeFrom="margin">
-                  <wp14:pctWidth>0</wp14:pctWidth>
-                </wp14:sizeRelH>
-                <wp14:sizeRelV relativeFrom="margin">
-                  <wp14:pctHeight>0</wp14:pctHeight>
-                </wp14:sizeRelV>
-              </wp:anchor>
-            </w:drawing>
-          </mc:Choice>
-          <mc:Fallback xmlns:w16sdtdh="http://schemas.microsoft.com/office/word/2020/wordml/sdtdatahash" xmlns:w16="http://schemas.microsoft.com/office/word/2018/wordml" xmlns:w16cid="http://schemas.microsoft.com/office/word/2016/wordml/cid" xmlns:w16cex="http://schemas.microsoft.com/office/word/2018/wordml/cex" xmlns:oel="http://schemas.microsoft.com/office/2019/extlst" xmlns:am3d="http://schemas.microsoft.com/office/drawing/2017/model3d" xmlns:aink="http://schemas.microsoft.com/office/drawing/2016/ink" xmlns:cx8="http://schemas.microsoft.com/office/drawing/2016/5/14/chartex" xmlns:cx7="http://schemas.microsoft.com/office/drawing/2016/5/13/chartex" xmlns:cx6="http://schemas.microsoft.com/office/drawing/2016/5/12/chartex" xmlns:cx5="http://schemas.microsoft.com/office/drawing/2016/5/11/chartex" xmlns:cx4="http://schemas.microsoft.com/office/drawing/2016/5/10/chartex" xmlns:cx3="http://schemas.microsoft.com/office/drawing/2016/5/9/chartex" xmlns:cx2="http://schemas.microsoft.com/office/drawing/2015/10/21/chartex" xmlns:cx1="http://schemas.microsoft.com/office/drawing/2015/9/8/chartex">
-            <w:pict>
-              <v:shapetype w14:anchorId="53CB65A6" id="_x0000_t54" coordsize="21600,21600" o:spt="54" adj="5400,18900" path="m0@29l@3@29qx@4@19l@4@10@5@10@5@19qy@6@29l@28@29@26@22@28@23@9@23@9@24qy@8,l@1,qx@0@24l@0@23,0@23,2700@22xem@4@19nfqy@3@20l@1@20qx@0@21@1@10l@4@10em@5@19nfqy@6@20l@8@20qx@9@21@8@10l@5@10em@0@21nfl@0@23em@9@21nfl@9@23e">
-                <v:formulas>
-                  <v:f eqn="val #0"/>
-                  <v:f eqn="sum @0 675 0"/>
-                  <v:f eqn="sum @1 675 0"/>
-                  <v:f eqn="sum @2 675 0"/>
-                  <v:f eqn="sum @3 675 0"/>
-                  <v:f eqn="sum width 0 @4"/>
-                  <v:f eqn="sum width 0 @3"/>
-                  <v:f eqn="sum width 0 @2"/>
-                  <v:f eqn="sum width 0 @1"/>
-                  <v:f eqn="sum width 0 @0"/>
-                  <v:f eqn="val #1"/>
-                  <v:f eqn="prod @10 1 4"/>
-                  <v:f eqn="prod @10 1 2"/>
-                  <v:f eqn="prod @10 3 4"/>
-                  <v:f eqn="prod height 3 4"/>
-                  <v:f eqn="prod height 1 2"/>
-                  <v:f eqn="prod height 1 4"/>
-                  <v:f eqn="prod height 3 2"/>
-                  <v:f eqn="prod height 2 3"/>
-                  <v:f eqn="sum @11 @14 0"/>
-                  <v:f eqn="sum @12 @15 0"/>
-                  <v:f eqn="sum @13 @16 0"/>
-                  <v:f eqn="sum @17 0 @20"/>
-                  <v:f eqn="sum height 0 @10"/>
-                  <v:f eqn="sum height 0 @19"/>
-                  <v:f eqn="prod width 1 2"/>
-                  <v:f eqn="sum width 0 2700"/>
-                  <v:f eqn="sum @25 0 2700"/>
-                  <v:f eqn="val width"/>
-                  <v:f eqn="val height"/>
-                </v:formulas>
-                <v:path o:extrusionok="f" o:connecttype="custom" o:connectlocs="@25,0;2700,@22;@25,@10;@26,@22" o:connectangles="270,180,90,0" textboxrect="@0,0,@9,@10"/>
-                <v:handles>
-                  <v:h position="#0,topLeft" xrange="2700,8100"/>
-                  <v:h position="center,#1" yrange="14400,21600"/>
-                </v:handles>
-                <o:complex v:ext="view"/>
-              </v:shapetype>
-              <v:shape id="Up Ribbon 3" o:spid="_x0000_s1027" type="#_x0000_t54" style="position:absolute;left:0;text-align:left;margin-left:0;margin-top:10.15pt;width:492.25pt;height:36pt;z-index:251661312;visibility:visible;mso-wrap-style:square;mso-width-percent:0;mso-height-percent:0;mso-wrap-distance-left:9pt;mso-wrap-distance-top:0;mso-wrap-distance-right:9pt;mso-wrap-distance-bottom:0;mso-position-horizontal:center;mso-position-horizontal-relative:margin;mso-position-vertical:absolute;mso-position-vertical-relative:text;mso-width-percent:0;mso-height-percent:0;mso-width-relative:margin;mso-height-relative:margin;v-text-anchor:middle" o:gfxdata="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" adj="4766,14400" fillcolor="#4472c4 [3208]" strokecolor="#ed7d31 [3205]" strokeweight="1pt">
-                <v:stroke joinstyle="miter"/>
-                <v:textbox>
-                  <w:txbxContent>
-                    <w:p>
-                      <w:pPr>
-                        <w:jc w:val="center"/>
-                        <w:rPr>
-                          <w:rFonts w:ascii="Times New Roman" w:hAnsi="Times New Roman" w:cs="Times New Roman"/>
-                          <w:b/>
-                          <w:color w:val="CCCC00"/>
-                          <w:sz w:val="24"/>
-                          <w:szCs w:val="24"/>
-                          <w14:textOutline w14:w="12700" w14:cap="flat" w14:cmpd="sng" w14:algn="ctr">
-                            <w14:solidFill>
-                              <w14:schemeClr w14:val="accent4"/>
-                            </w14:solidFill>
-                            <w14:prstDash w14:val="solid"/>
-                            <w14:round/>
-                          </w14:textOutline>
-                          <w14:textFill>
-                            <w14:gradFill>
-                              <w14:gsLst>
-                                <w14:gs w14:pos="0">
-                                  <w14:schemeClr w14:val="accent4"/>
-                                </w14:gs>
-                                <w14:gs w14:pos="4000">
-                                  <w14:schemeClr w14:val="accent4">
-                                    <w14:lumMod w14:val="60000"/>
-                                    <w14:lumOff w14:val="40000"/>
-                                  </w14:schemeClr>
-                                </w14:gs>
-                                <w14:gs w14:pos="87000">
-                                  <w14:schemeClr w14:val="accent4">
-                                    <w14:lumMod w14:val="20000"/>
-                                    <w14:lumOff w14:val="80000"/>
-                                  </w14:schemeClr>
-                                </w14:gs>
-                              </w14:gsLst>
-                              <w14:lin w14:ang="5400000" w14:scaled="0"/>
-                            </w14:gradFill>
-                          </w14:textFill>
-                        </w:rPr>
-                      </w:pPr>
-                      <w:r>
-                        <w:rPr>
-                          <w:rFonts w:ascii="Times New Roman" w:hAnsi="Times New Roman" w:cs="Times New Roman"/>
-                          <w:b/>
-                          <w:color w:val="CCCC00"/>
-                          <w:sz w:val="24"/>
-                          <w:szCs w:val="24"/>
-                          <w14:textOutline w14:w="12700" w14:cap="flat" w14:cmpd="sng" w14:algn="ctr">
-                            <w14:solidFill>
-                              <w14:schemeClr w14:val="accent4"/>
-                            </w14:solidFill>
-                            <w14:prstDash w14:val="solid"/>
-                            <w14:round/>
-                          </w14:textOutline>
-                          <w14:textFill>
-                            <w14:gradFill>
-                              <w14:gsLst>
-                                <w14:gs w14:pos="0">
-                                  <w14:schemeClr w14:val="accent4"/>
-                                </w14:gs>
-                                <w14:gs w14:pos="4000">
-                                  <w14:schemeClr w14:val="accent4">
-                                    <w14:lumMod w14:val="60000"/>
-                                    <w14:lumOff w14:val="40000"/>
-                                  </w14:schemeClr>
-                                </w14:gs>
-                                <w14:gs w14:pos="87000">
-                                  <w14:schemeClr w14:val="accent4">
-                                    <w14:lumMod w14:val="20000"/>
-                                    <w14:lumOff w14:val="80000"/>
-                                  </w14:schemeClr>
-                                </w14:gs>
-                              </w14:gsLst>
-                              <w14:lin w14:ang="5400000" w14:scaled="0"/>
-                            </w14:gradFill>
-                          </w14:textFill>
-                        </w:rPr>
-                        <w:t xml:space="preserve">TOÀN DÂN BẢO VỆ AN NINH TỔ QUỐC </w:t>
-                      </w:r>
-                    </w:p>
-                  </w:txbxContent>
-                </v:textbox>
-                <w10:wrap anchorx="margin"/>
-              </v:shape>
-            </w:pict>
-          </mc:Fallback>
-        </mc:AlternateContent>
-      </w:r>
-    </w:p>
-    <w:p>
-      <w:pPr>
-        <w:ind w:right="-421"/>
-        <w:jc w:val="both"/>
-        <w:rPr>
-          <w:rFonts w:ascii="Times New Roman" w:hAnsi="Times New Roman" w:cs="Times New Roman"/>
-          <w:sz w:val="28"/>
-          <w:szCs w:val="28"/>
-        </w:rPr>
+        <w:sectPr>
+          <w:type w:val="continuous"/>
+          <w:pgSz w:w="11906" w:h="16838" w:code="9"/>
+          <w:pgMar w:top="1134" w:right="851" w:bottom="1134" w:left="1701" w:header="720" w:footer="720" w:gutter="0"/>
+          <w:cols w:space="720"/>
+          <w:docGrid w:linePitch="381"/>
+        </w:sectPr>
       </w:pPr>
     </w:p>
     <w:p>
       <w:pPr>
-        <w:ind w:right="-279" w:firstLine="720"/>
+        <w:ind w:firstLine="720"/>
         <w:jc w:val="both"/>
-        <w:rPr>
-          <w:rFonts w:ascii="Times New Roman" w:hAnsi="Times New Roman" w:cs="Times New Roman"/>
-          <w:sz w:val="28"/>
-          <w:szCs w:val="28"/>
-        </w:rPr>
       </w:pPr>
       <w:r>
-        <w:rPr>
-          <w:rFonts w:ascii="Times New Roman" w:hAnsi="Times New Roman" w:cs="Times New Roman"/>
-          <w:sz w:val="28"/>
-          <w:szCs w:val="28"/>
-        </w:rPr>
-        <w:t xml:space="preserve">Nội dung xây dựng nền quốc phòng toàn dân bao gồm xay dựng tiềm lực quốc phòng, thế trận quốc phòng toàn dân. </w:t>
-      </w:r>
-    </w:p>
-    <w:p>
-      <w:pPr>
-        <w:ind w:right="-421"/>
-        <w:jc w:val="right"/>
-        <w:rPr>
-          <w:rFonts w:ascii="Times New Roman" w:hAnsi="Times New Roman" w:cs="Times New Roman"/>
-          <w:b/>
-          <w:i/>
-          <w:sz w:val="28"/>
-          <w:szCs w:val="28"/>
-        </w:rPr>
-      </w:pPr>
-      <w:r>
-        <w:rPr>
-          <w:rFonts w:ascii="Times New Roman" w:hAnsi="Times New Roman" w:cs="Times New Roman"/>
-          <w:sz w:val="28"/>
-          <w:szCs w:val="28"/>
-        </w:rPr>
-        <w:tab/>
-      </w:r>
-      <w:r>
-        <w:rPr>
-          <w:rFonts w:ascii="Times New Roman" w:hAnsi="Times New Roman" w:cs="Times New Roman"/>
-          <w:sz w:val="28"/>
-          <w:szCs w:val="28"/>
-        </w:rPr>
-        <w:tab/>
-      </w:r>
-      <w:r>
-        <w:rPr>
-          <w:rFonts w:ascii="Times New Roman" w:hAnsi="Times New Roman" w:cs="Times New Roman"/>
-          <w:sz w:val="28"/>
-          <w:szCs w:val="28"/>
-        </w:rPr>
-        <w:tab/>
-      </w:r>
-      <w:r>
-        <w:rPr>
-          <w:rFonts w:ascii="Times New Roman" w:hAnsi="Times New Roman" w:cs="Times New Roman"/>
-          <w:sz w:val="28"/>
-          <w:szCs w:val="28"/>
-        </w:rPr>
-        <w:tab/>
-      </w:r>
-      <w:r>
-        <w:rPr>
-          <w:rFonts w:ascii="Times New Roman" w:hAnsi="Times New Roman" w:cs="Times New Roman"/>
-          <w:sz w:val="28"/>
-          <w:szCs w:val="28"/>
-        </w:rPr>
-        <w:tab/>
-      </w:r>
-      <w:r>
-        <w:rPr>
-          <w:rFonts w:ascii="Times New Roman" w:hAnsi="Times New Roman" w:cs="Times New Roman"/>
-          <w:sz w:val="28"/>
-          <w:szCs w:val="28"/>
-        </w:rPr>
-        <w:tab/>
-      </w:r>
-      <w:r>
-        <w:rPr>
-          <w:rFonts w:ascii="Times New Roman" w:hAnsi="Times New Roman" w:cs="Times New Roman"/>
-          <w:sz w:val="28"/>
-          <w:szCs w:val="28"/>
-        </w:rPr>
-        <w:tab/>
-      </w:r>
-      <w:r>
-        <w:rPr>
-          <w:rFonts w:ascii="Times New Roman" w:hAnsi="Times New Roman" w:cs="Times New Roman"/>
-          <w:b/>
-          <w:i/>
-          <w:sz w:val="28"/>
-          <w:szCs w:val="28"/>
-        </w:rPr>
-        <w:t>Cổng TTĐT Bộ Quốc phòng</w:t>
-      </w:r>
-    </w:p>
-    <w:p>
-      <w:pPr>
-        <w:pStyle w:val="NormalWeb"/>
-      </w:pPr>
-    </w:p>
-    <w:p>
-      <w:pPr>
-        <w:rPr>
-          <w:rFonts w:ascii="Times New Roman" w:hAnsi="Times New Roman" w:cs="Times New Roman"/>
-          <w:sz w:val="28"/>
-          <w:szCs w:val="28"/>
-        </w:rPr>
-      </w:pPr>
+        <w:lastRenderedPageBreak/>
+        <w:t>Cũng theo báo cáo của Sở Du lịch Khánh Hòa, toàn tỉnh có gần 1.200 cơ sở lưu trú du lịch với hơn 66.000 phòng, trong đó có hơn 40% số phòng chất lượng 3-5 sao, khách du lịch đến Khánh Hòa thỏa sức lựa chọn dịch vụ lưu trú nghỉ dưỡng.</w:t>
+      </w:r>
     </w:p>
     <w:sectPr>
       <w:type w:val="continuous"/>
-      <w:pgSz w:w="12240" w:h="15840"/>
-      <w:pgMar w:top="1440" w:right="1440" w:bottom="1440" w:left="1440" w:header="720" w:footer="720" w:gutter="0"/>
+      <w:pgSz w:w="11906" w:h="16838" w:code="9"/>
+      <w:pgMar w:top="1134" w:right="851" w:bottom="1134" w:left="1701" w:header="720" w:footer="720" w:gutter="0"/>
       <w:cols w:space="720"/>
-      <w:docGrid w:linePitch="360"/>
+      <w:docGrid w:linePitch="381"/>
     </w:sectPr>
   </w:body>
 </w:document>
@@ -905,8 +645,8 @@
   <w:docDefaults>
     <w:rPrDefault>
       <w:rPr>
-        <w:rFonts w:asciiTheme="minorHAnsi" w:eastAsiaTheme="minorHAnsi" w:hAnsiTheme="minorHAnsi" w:cstheme="minorBidi"/>
-        <w:sz w:val="22"/>
+        <w:rFonts w:ascii="Times New Roman" w:eastAsiaTheme="minorHAnsi" w:hAnsi="Times New Roman" w:cstheme="minorBidi"/>
+        <w:sz w:val="28"/>
         <w:szCs w:val="22"/>
         <w:lang w:val="en-US" w:eastAsia="en-US" w:bidi="ar-SA"/>
       </w:rPr>
@@ -1297,7 +1037,6 @@
   <w:style w:type="character" w:default="1" w:styleId="DefaultParagraphFont">
     <w:name w:val="Default Paragraph Font"/>
     <w:uiPriority w:val="1"/>
-    <w:semiHidden/>
     <w:unhideWhenUsed/>
   </w:style>
   <w:style w:type="table" w:default="1" w:styleId="TableNormal">
@@ -1320,22 +1059,6 @@
     <w:uiPriority w:val="99"/>
     <w:semiHidden/>
     <w:unhideWhenUsed/>
-  </w:style>
-  <w:style w:type="paragraph" w:styleId="NormalWeb">
-    <w:name w:val="Normal (Web)"/>
-    <w:basedOn w:val="Normal"/>
-    <w:uiPriority w:val="99"/>
-    <w:semiHidden/>
-    <w:unhideWhenUsed/>
-    <w:rsid w:val="008D618E"/>
-    <w:pPr>
-      <w:spacing w:before="100" w:beforeAutospacing="1" w:after="100" w:afterAutospacing="1" w:line="240" w:lineRule="auto"/>
-    </w:pPr>
-    <w:rPr>
-      <w:rFonts w:ascii="Times New Roman" w:eastAsia="Times New Roman" w:hAnsi="Times New Roman" w:cs="Times New Roman"/>
-      <w:sz w:val="24"/>
-      <w:szCs w:val="24"/>
-    </w:rPr>
   </w:style>
 </w:styles>
 </file>
@@ -1606,7 +1329,7 @@
 </file>
 
 <file path=customXml/itemProps1.xml><?xml version="1.0" encoding="utf-8"?>
-<ds:datastoreItem xmlns:ds="http://schemas.openxmlformats.org/officeDocument/2006/customXml" ds:itemID="{7262A547-D721-4C57-A0AC-1102EB59B569}">
+<ds:datastoreItem xmlns:ds="http://schemas.openxmlformats.org/officeDocument/2006/customXml" ds:itemID="{9BA291E1-522F-4657-980F-018F477ADC86}">
   <ds:schemaRefs>
     <ds:schemaRef ds:uri="http://schemas.openxmlformats.org/officeDocument/2006/bibliography"/>
   </ds:schemaRefs>
